--- a/ky/wisdom-stories/two-bowls-of-water.docx
+++ b/ky/wisdom-stories/two-bowls-of-water.docx
@@ -99,7 +99,7 @@
           <w:sz w:val="22"/>
           <w:lang w:val="ky-KG"/>
         </w:rPr>
-        <w:t xml:space="preserve">Сабак: </w:t>
+        <w:t>Сабак: Байлыктын баасы шартка жараша болот: чөлдө бүт байлык болгону эки чөйчөк суу. Байлыгың менен мактанба — анын баасы өткүнчү.</w:t>
       </w:r>
       <w:r>
         <w:rPr>
@@ -108,7 +108,6 @@
           <w:sz w:val="22"/>
           <w:lang w:val="ky-KG"/>
         </w:rPr>
-        <w:t>Өмүргө зарыл нерсе тартыш болгондо, дүнүйөнүн баасы өзгөрөт. Байлыгыңа менменсинбей, колуңдагы жөнөкөй ырыскынын баркын бил.</w:t>
       </w:r>
     </w:p>
     <w:p>
@@ -128,7 +127,7 @@
           <w:sz w:val="18"/>
           <w:lang w:val="ky-KG"/>
         </w:rPr>
-        <w:t>Окуя ачык интернет булактарынан алынды.</w:t>
+        <w:t>Аңгемелер ачык интернет булактарынан алынган, иллюстрациялар болсо ЖИ менен түзүлгөн.</w:t>
       </w:r>
     </w:p>
     <w:sectPr>

--- a/ky/wisdom-stories/two-bowls-of-water.docx
+++ b/ky/wisdom-stories/two-bowls-of-water.docx
@@ -3,133 +3,88 @@
 <w:document xmlns:wpc="http://schemas.microsoft.com/office/word/2010/wordprocessingCanvas" xmlns:cx="http://schemas.microsoft.com/office/drawing/2014/chartex" xmlns:cx1="http://schemas.microsoft.com/office/drawing/2015/9/8/chartex" xmlns:cx2="http://schemas.microsoft.com/office/drawing/2015/10/21/chartex" xmlns:cx3="http://schemas.microsoft.com/office/drawing/2016/5/9/chartex" xmlns:cx4="http://schemas.microsoft.com/office/drawing/2016/5/10/chartex" xmlns:cx5="http://schemas.microsoft.com/office/drawing/2016/5/11/chartex" xmlns:cx6="http://schemas.microsoft.com/office/drawing/2016/5/12/chartex" xmlns:cx7="http://schemas.microsoft.com/office/drawing/2016/5/13/chartex" xmlns:cx8="http://schemas.microsoft.com/office/drawing/2016/5/14/chartex" xmlns:mc="http://schemas.openxmlformats.org/markup-compatibility/2006" xmlns:aink="http://schemas.microsoft.com/office/drawing/2016/ink" xmlns:am3d="http://schemas.microsoft.com/office/drawing/2017/model3d" xmlns:o="urn:schemas-microsoft-com:office:office" xmlns:oel="http://schemas.microsoft.com/office/2019/extlst" xmlns:r="http://schemas.openxmlformats.org/officeDocument/2006/relationships" xmlns:m="http://schemas.openxmlformats.org/officeDocument/2006/math" xmlns:v="urn:schemas-microsoft-com:vml" xmlns:wp14="http://schemas.microsoft.com/office/word/2010/wordprocessingDrawing" xmlns:wp="http://schemas.openxmlformats.org/drawingml/2006/wordprocessingDrawing" xmlns:w10="urn:schemas-microsoft-com:office:word" xmlns:w="http://schemas.openxmlformats.org/wordprocessingml/2006/main" xmlns:w14="http://schemas.microsoft.com/office/word/2010/wordml" xmlns:w15="http://schemas.microsoft.com/office/word/2012/wordml" xmlns:w16cex="http://schemas.microsoft.com/office/word/2018/wordml/cex" xmlns:w16cid="http://schemas.microsoft.com/office/word/2016/wordml/cid" xmlns:w16="http://schemas.microsoft.com/office/word/2018/wordml" xmlns:w16du="http://schemas.microsoft.com/office/word/2023/wordml/word16du" xmlns:w16sdtdh="http://schemas.microsoft.com/office/word/2020/wordml/sdtdatahash" xmlns:w16sdtfl="http://schemas.microsoft.com/office/word/2024/wordml/sdtformatlock" xmlns:w16se="http://schemas.microsoft.com/office/word/2015/wordml/symex" xmlns:wpg="http://schemas.microsoft.com/office/word/2010/wordprocessingGroup" xmlns:wpi="http://schemas.microsoft.com/office/word/2010/wordprocessingInk" xmlns:wne="http://schemas.microsoft.com/office/word/2006/wordml" xmlns:wps="http://schemas.microsoft.com/office/word/2010/wordprocessingShape" mc:Ignorable="w14 w15 w16se w16cid w16 w16cex w16sdtdh w16sdtfl w16du wp14">
   <w:body>
     <w:p>
-      <w:pPr>
-        <w:pStyle w:val="Title"/>
-        <w:keepNext/>
-        <w:keepLines w:val="0"/>
-        <w:pageBreakBefore w:val="0"/>
-        <w:widowControl/>
-        <w:spacing w:line="269" w:lineRule="auto" w:after="180" w:before="0"/>
-      </w:pPr>
-      <w:bookmarkStart w:id="10217" w:name="Story_218"/>
       <w:r>
         <w:rPr>
-          <w:rFonts w:ascii="Arial" w:hAnsi="Arial"/>
           <w:b/>
-          <w:color w:val="000000"/>
-          <w:sz w:val="34"/>
-          <w:lang w:val="ky-KG"/>
+          <w:bCs/>
         </w:rPr>
         <w:t>Эки чөйчөк суу</w:t>
       </w:r>
-      <w:bookmarkEnd w:id="10217"/>
     </w:p>
     <w:p>
-      <w:pPr>
-        <w:keepNext w:val="0"/>
-        <w:keepLines w:val="0"/>
-        <w:pageBreakBefore w:val="0"/>
-        <w:widowControl/>
-        <w:spacing w:line="269" w:lineRule="auto" w:after="120" w:before="0"/>
-      </w:pPr>
       <w:r>
-        <w:rPr>
-          <w:rFonts w:ascii="Arial" w:eastAsia="Arial" w:hAnsi="Arial"/>
-          <w:color w:val="000000"/>
-          <w:sz w:val="22"/>
-          <w:lang w:val="ky-KG"/>
-        </w:rPr>
-        <w:t>Байыркы заманда байлыгы менен атагы чыккан бир өкүмдар болуптур. Ал кайда барбасын, байлыгынын бир бөлүгүн ала барып, элге көрсөтүп мактанчу экен. Өкүмдардын эң ишенимдүү, акылман устаты бар эле. Бир күнү андан: «Сен көптү көргөн адамсың. Менин бийлигим жана байлыгым тууралуу эмне ойлойсуң?» — деп сурайт.</w:t>
+        <w:t>Илгери байлыгы менен атагы чыккан бир өкүмдар жашаптыр. Кайда барбасын, казынасынын бир бөлүгүн кошо алып, аны элге көрсөтүп мактанганды жакшы көрчү экен.</w:t>
       </w:r>
     </w:p>
     <w:p>
-      <w:pPr>
-        <w:keepNext w:val="0"/>
-        <w:keepLines w:val="0"/>
-        <w:pageBreakBefore w:val="0"/>
-        <w:widowControl/>
-        <w:spacing w:line="269" w:lineRule="auto" w:after="120" w:before="0"/>
-      </w:pPr>
       <w:r>
-        <w:rPr>
-          <w:rFonts w:ascii="Arial" w:eastAsia="Arial" w:hAnsi="Arial"/>
-          <w:color w:val="000000"/>
-          <w:sz w:val="22"/>
-          <w:lang w:val="ky-KG"/>
-        </w:rPr>
-        <w:t>Акылман анын көзүнө карап мындай дейт: «Өкүмдарым, элестетели: өтө ысык, учу-кыйыры көрүнбөгөн чөлдө калдыңыз. Өлүп калбашыңыз үчүн бир чөйчөк суу берген адамга байлыгыңыздын жарымын бересизби?» «Албетте, берем», — дейт өкүмдар. Акылман: «Бир аздан кийин суусаганыңыз андан бетер күчөдү дейли. Кийинки чөйчөк суу үчүн байлыгыңыздын калган жарымын да берет белеңиз?» Өкүмдар бир аз ойлонуп: «Өлбөш үчүн, албетте, берет элем», — дейт.</w:t>
+        <w:t>Анын абдан ишенген даанышман устаты бар эле. Бир күнү өкүмдар андан сураптыр:</w:t>
       </w:r>
     </w:p>
     <w:p>
-      <w:pPr>
-        <w:keepNext/>
-        <w:keepLines w:val="0"/>
-        <w:pageBreakBefore w:val="0"/>
-        <w:widowControl/>
-        <w:spacing w:line="269" w:lineRule="auto" w:after="120" w:before="0"/>
-      </w:pPr>
       <w:r>
-        <w:rPr>
-          <w:rFonts w:ascii="Arial" w:eastAsia="Arial" w:hAnsi="Arial"/>
-          <w:color w:val="000000"/>
-          <w:sz w:val="22"/>
-          <w:lang w:val="ky-KG"/>
-        </w:rPr>
-        <w:t>Акылман жылмайып: «Анда, өкүмдарым, анча мактанбаңыз. Анткени байлыгыңыздын баасы болгону эки чөйчөк суу экен», — дейт.</w:t>
+        <w:t>— Сиз көптү көргөн адамсыз. Айтыңызчы, менин бийлигим менен байлыгым тууралуу кандай ойдосуз?</w:t>
       </w:r>
     </w:p>
     <w:p>
-      <w:pPr>
-        <w:pStyle w:val="Moral"/>
-        <w:keepNext/>
-        <w:keepLines/>
-        <w:pageBreakBefore w:val="0"/>
-        <w:widowControl/>
-        <w:spacing w:before="120" w:after="120" w:line="269" w:lineRule="auto"/>
-        <w:ind w:left="240" w:right="240"/>
-        <w:rPr>
-          <w:lang/>
-        </w:rPr>
-      </w:pPr>
       <w:r>
-        <w:rPr>
-          <w:rFonts w:ascii="Arial" w:hAnsi="Arial"/>
-          <w:b/>
-          <w:color w:val="000000"/>
-          <w:sz w:val="22"/>
-          <w:lang w:val="ky-KG"/>
-        </w:rPr>
-        <w:t>Сабак: Байлыктын баасы шартка жараша болот: чөлдө бүт байлык болгону эки чөйчөк суу. Байлыгың менен мактанба — анын баасы өткүнчү.</w:t>
-      </w:r>
-      <w:r>
-        <w:rPr>
-          <w:rFonts w:ascii="Arial" w:hAnsi="Arial"/>
-          <w:color w:val="000000"/>
-          <w:sz w:val="22"/>
-          <w:lang w:val="ky-KG"/>
-        </w:rPr>
+        <w:t>Даанышман жооп берүүнүн ордуна суроо узатыптыр:</w:t>
       </w:r>
     </w:p>
     <w:p>
-      <w:pPr>
-        <w:keepNext w:val="0"/>
-        <w:keepLines w:val="0"/>
-        <w:pageBreakBefore w:val="0"/>
-        <w:widowControl/>
-        <w:spacing w:before="0" w:after="160" w:line="269" w:lineRule="auto"/>
-        <w:jc w:val="right"/>
-      </w:pPr>
+      <w:r>
+        <w:t>— Элестетиңиз, өкүмдарым: учу-кыйыры көрүнбөгөн, аптаптуу чөлдө суусап, өлүм алдында турасыз. Өмүрүңүздү сактап кала турган бир чөйчөк суу үчүн байлыгыңыздын жарымын берет белеңиз?</w:t>
+      </w:r>
+    </w:p>
+    <w:p>
+      <w:r>
+        <w:t>— Албетте, бермекмин!</w:t>
+      </w:r>
+    </w:p>
+    <w:p>
+      <w:r>
+        <w:t>— Ал эми жолуңуз узарып, сууңуз түгөнүп, кайрадан суусуз өлүү коркунучуна кабылсаңызчы? Экинчи чөйчөк суу үчүн калган байлыгыңызды да берет белеңиз?</w:t>
+      </w:r>
+    </w:p>
+    <w:p>
+      <w:r>
+        <w:t>Өкүмдар бир аз ойлонуп:</w:t>
+      </w:r>
+    </w:p>
+    <w:p>
+      <w:r>
+        <w:t>— Аман калыш үчүн, албетте, бермекмин, — дептир.</w:t>
+      </w:r>
+    </w:p>
+    <w:p>
+      <w:r>
+        <w:t>Даанышман акырын жылмайыптыр:</w:t>
+      </w:r>
+    </w:p>
+    <w:p>
+      <w:r>
+        <w:t>— Анда байлыгыңыз менен анча мактанбаңыз, өкүмдарым. Көрсө, бардык дүнүйөңүз эки чөйчөк сууга гана татыган учур да болот экен.</w:t>
+      </w:r>
+    </w:p>
+    <w:p>
       <w:r>
         <w:rPr>
-          <w:rFonts w:ascii="Arial" w:eastAsia="Arial" w:hAnsi="Arial" w:cs="Arial"/>
-          <w:i/>
-          <w:color w:val="000000"/>
-          <w:sz w:val="18"/>
-          <w:lang w:val="ky-KG"/>
+          <w:b/>
+          <w:bCs/>
         </w:rPr>
-        <w:t>Аңгемелер ачык интернет булактарынан алынган, иллюстрациялар болсо ЖИ менен түзүлгөн.</w:t>
+        <w:t>Сабак: Кээде биз кадыресе көргөн бир нерсе бүт байлыгыбыздан кымбат болот. Дүнүйөң менен мактанбай, жашооңду улантууга шарт түзгөн жөнөкөй нематтардын баркын бил.</w:t>
       </w:r>
     </w:p>
+    <w:p>
+      <w:r>
+        <w:rPr>
+          <w:i/>
+          <w:iCs/>
+        </w:rPr>
+        <w:t>Аңгемелер интернеттен чогултулуп, жасалма интеллекттин жардамы менен иштелип чыккан. Бардык сүрөттөр жасалма интеллект аркылуу түзүлгөн.</w:t>
+      </w:r>
+    </w:p>
+    <w:p/>
     <w:sectPr>
       <w:headerReference w:type="even" r:id="rId7"/>
       <w:headerReference w:type="default" r:id="rId8"/>
@@ -960,7 +915,6 @@
     </w:pPr>
     <w:rPr>
       <w:rFonts w:asciiTheme="majorHAnsi" w:eastAsiaTheme="majorEastAsia" w:hAnsiTheme="majorHAnsi" w:cstheme="majorBidi"/>
-      <w:color w:val="000000"/>
       <w:sz w:val="40"/>
       <w:szCs w:val="40"/>
     </w:rPr>
@@ -982,7 +936,6 @@
     </w:pPr>
     <w:rPr>
       <w:rFonts w:asciiTheme="majorHAnsi" w:eastAsiaTheme="majorEastAsia" w:hAnsiTheme="majorHAnsi" w:cstheme="majorBidi"/>
-      <w:color w:val="000000"/>
       <w:sz w:val="32"/>
       <w:szCs w:val="32"/>
     </w:rPr>
@@ -1005,7 +958,6 @@
     </w:pPr>
     <w:rPr>
       <w:rFonts w:eastAsiaTheme="majorEastAsia" w:cstheme="majorBidi"/>
-      <w:color w:val="000000"/>
       <w:sz w:val="28"/>
       <w:szCs w:val="28"/>
     </w:rPr>
@@ -1030,7 +982,6 @@
       <w:rFonts w:eastAsiaTheme="majorEastAsia" w:cstheme="majorBidi"/>
       <w:i/>
       <w:iCs/>
-      <w:color w:val="000000"/>
     </w:rPr>
   </w:style>
   <w:style w:type="paragraph" w:styleId="Heading5">
@@ -1051,7 +1002,6 @@
     </w:pPr>
     <w:rPr>
       <w:rFonts w:eastAsiaTheme="majorEastAsia" w:cstheme="majorBidi"/>
-      <w:color w:val="000000"/>
     </w:rPr>
   </w:style>
   <w:style w:type="paragraph" w:styleId="Heading6">
@@ -1074,7 +1024,6 @@
       <w:rFonts w:eastAsiaTheme="majorEastAsia" w:cstheme="majorBidi"/>
       <w:i/>
       <w:iCs/>
-      <w:color w:val="000000"/>
     </w:rPr>
   </w:style>
   <w:style w:type="paragraph" w:styleId="Heading7">
@@ -1095,7 +1044,6 @@
     </w:pPr>
     <w:rPr>
       <w:rFonts w:eastAsiaTheme="majorEastAsia" w:cstheme="majorBidi"/>
-      <w:color w:val="000000"/>
     </w:rPr>
   </w:style>
   <w:style w:type="paragraph" w:styleId="Heading8">
@@ -1118,7 +1066,6 @@
       <w:rFonts w:eastAsiaTheme="majorEastAsia" w:cstheme="majorBidi"/>
       <w:i/>
       <w:iCs/>
-      <w:color w:val="000000"/>
     </w:rPr>
   </w:style>
   <w:style w:type="paragraph" w:styleId="Heading9">
@@ -1139,13 +1086,11 @@
     </w:pPr>
     <w:rPr>
       <w:rFonts w:eastAsiaTheme="majorEastAsia" w:cstheme="majorBidi"/>
-      <w:color w:val="000000"/>
     </w:rPr>
   </w:style>
   <w:style w:type="character" w:default="1" w:styleId="DefaultParagraphFont">
     <w:name w:val="Default Paragraph Font"/>
     <w:uiPriority w:val="1"/>
-    <w:semiHidden/>
     <w:unhideWhenUsed/>
   </w:style>
   <w:style w:type="table" w:default="1" w:styleId="TableNormal">
@@ -1301,7 +1246,6 @@
     </w:pPr>
     <w:rPr>
       <w:rFonts w:asciiTheme="majorHAnsi" w:eastAsiaTheme="majorEastAsia" w:hAnsiTheme="majorHAnsi" w:cstheme="majorBidi"/>
-      <w:color w:val="000000"/>
       <w:spacing w:val="-10"/>
       <w:kern w:val="28"/>
       <w:sz w:val="56"/>
@@ -1337,7 +1281,6 @@
     </w:pPr>
     <w:rPr>
       <w:rFonts w:eastAsiaTheme="majorEastAsia" w:cstheme="majorBidi"/>
-      <w:color w:val="000000"/>
       <w:spacing w:val="15"/>
       <w:sz w:val="28"/>
       <w:szCs w:val="28"/>
@@ -1372,7 +1315,6 @@
     <w:rPr>
       <w:i/>
       <w:iCs/>
-      <w:color w:val="000000"/>
     </w:rPr>
   </w:style>
   <w:style w:type="character" w:customStyle="1" w:styleId="QuoteChar">
@@ -1397,9 +1339,6 @@
       <w:ind w:left="720"/>
       <w:contextualSpacing/>
     </w:pPr>
-    <w:rPr>
-      <w:color w:val="000000"/>
-    </w:rPr>
   </w:style>
   <w:style w:type="character" w:styleId="IntenseEmphasis">
     <w:name w:val="Intense Emphasis"/>
@@ -1429,7 +1368,6 @@
     <w:rPr>
       <w:i/>
       <w:iCs/>
-      <w:color w:val="000000"/>
     </w:rPr>
   </w:style>
   <w:style w:type="character" w:customStyle="1" w:styleId="IntenseQuoteChar">
@@ -1469,9 +1407,6 @@
     <w:pPr>
       <w:spacing w:after="100"/>
     </w:pPr>
-    <w:rPr>
-      <w:color w:val="000000"/>
-    </w:rPr>
   </w:style>
   <w:style w:type="paragraph" w:customStyle="1" w:styleId="Moral">
     <w:name w:val="Moral"/>
@@ -1483,7 +1418,6 @@
     <w:rPr>
       <w:rFonts w:ascii="Arial" w:eastAsia="Arial" w:hAnsi="Arial"/>
       <w:i/>
-      <w:color w:val="000000"/>
       <w:kern w:val="0"/>
       <w:sz w:val="22"/>
       <w:szCs w:val="22"/>
@@ -1505,9 +1439,6 @@
       </w:tabs>
       <w:spacing w:after="0" w:line="240" w:lineRule="auto"/>
     </w:pPr>
-    <w:rPr>
-      <w:color w:val="000000"/>
-    </w:rPr>
   </w:style>
   <w:style w:type="character" w:customStyle="1" w:styleId="HeaderChar">
     <w:name w:val="Header Char"/>
@@ -1530,9 +1461,6 @@
       </w:tabs>
       <w:spacing w:after="0" w:line="240" w:lineRule="auto"/>
     </w:pPr>
-    <w:rPr>
-      <w:color w:val="000000"/>
-    </w:rPr>
   </w:style>
   <w:style w:type="character" w:customStyle="1" w:styleId="FooterChar">
     <w:name w:val="Footer Char"/>
@@ -1555,7 +1483,6 @@
     </w:pPr>
     <w:rPr>
       <w:rFonts w:eastAsiaTheme="minorEastAsia"/>
-      <w:color w:val="000000"/>
     </w:rPr>
   </w:style>
   <w:style w:type="paragraph" w:styleId="TOC3">
@@ -1572,7 +1499,6 @@
     </w:pPr>
     <w:rPr>
       <w:rFonts w:eastAsiaTheme="minorEastAsia"/>
-      <w:color w:val="000000"/>
     </w:rPr>
   </w:style>
   <w:style w:type="paragraph" w:styleId="TOC4">
@@ -1589,7 +1515,6 @@
     </w:pPr>
     <w:rPr>
       <w:rFonts w:eastAsiaTheme="minorEastAsia"/>
-      <w:color w:val="000000"/>
     </w:rPr>
   </w:style>
   <w:style w:type="paragraph" w:styleId="TOC5">
@@ -1606,7 +1531,6 @@
     </w:pPr>
     <w:rPr>
       <w:rFonts w:eastAsiaTheme="minorEastAsia"/>
-      <w:color w:val="000000"/>
     </w:rPr>
   </w:style>
   <w:style w:type="paragraph" w:styleId="TOC6">
@@ -1623,7 +1547,6 @@
     </w:pPr>
     <w:rPr>
       <w:rFonts w:eastAsiaTheme="minorEastAsia"/>
-      <w:color w:val="000000"/>
     </w:rPr>
   </w:style>
   <w:style w:type="paragraph" w:styleId="TOC7">
@@ -1640,7 +1563,6 @@
     </w:pPr>
     <w:rPr>
       <w:rFonts w:eastAsiaTheme="minorEastAsia"/>
-      <w:color w:val="000000"/>
     </w:rPr>
   </w:style>
   <w:style w:type="paragraph" w:styleId="TOC8">
@@ -1657,7 +1579,6 @@
     </w:pPr>
     <w:rPr>
       <w:rFonts w:eastAsiaTheme="minorEastAsia"/>
-      <w:color w:val="000000"/>
     </w:rPr>
   </w:style>
   <w:style w:type="paragraph" w:styleId="TOC9">
@@ -1674,7 +1595,6 @@
     </w:pPr>
     <w:rPr>
       <w:rFonts w:eastAsiaTheme="minorEastAsia"/>
-      <w:color w:val="000000"/>
     </w:rPr>
   </w:style>
   <w:style w:type="paragraph" w:styleId="TOCHeading">
@@ -1690,7 +1610,6 @@
       <w:outlineLvl w:val="9"/>
     </w:pPr>
     <w:rPr>
-      <w:color w:val="000000"/>
       <w:kern w:val="0"/>
       <w:sz w:val="32"/>
       <w:szCs w:val="32"/>
